--- a/tillsyn/A 7186-2026 tillsynsbegäran.docx
+++ b/tillsyn/A 7186-2026 tillsynsbegäran.docx
@@ -247,7 +247,7 @@
     <w:r>
       <w:tab/>
       <w:tab/>
-      <w:t>2026-02-21</w:t>
+      <w:t>2026-02-22</w:t>
       <w:br/>
       <w:br/>
     </w:r>

--- a/tillsyn/A 7186-2026 tillsynsbegäran.docx
+++ b/tillsyn/A 7186-2026 tillsynsbegäran.docx
@@ -247,7 +247,7 @@
     <w:r>
       <w:tab/>
       <w:tab/>
-      <w:t>2026-02-22</w:t>
+      <w:t>2026-02-23</w:t>
       <w:br/>
       <w:br/>
     </w:r>

--- a/tillsyn/A 7186-2026 tillsynsbegäran.docx
+++ b/tillsyn/A 7186-2026 tillsynsbegäran.docx
@@ -247,7 +247,7 @@
     <w:r>
       <w:tab/>
       <w:tab/>
-      <w:t>2026-02-23</w:t>
+      <w:t>2026-02-24</w:t>
       <w:br/>
       <w:br/>
     </w:r>

--- a/tillsyn/A 7186-2026 tillsynsbegäran.docx
+++ b/tillsyn/A 7186-2026 tillsynsbegäran.docx
@@ -247,7 +247,7 @@
     <w:r>
       <w:tab/>
       <w:tab/>
-      <w:t>2026-02-24</w:t>
+      <w:t>2026-02-25</w:t>
       <w:br/>
       <w:br/>
     </w:r>

--- a/tillsyn/A 7186-2026 tillsynsbegäran.docx
+++ b/tillsyn/A 7186-2026 tillsynsbegäran.docx
@@ -247,7 +247,7 @@
     <w:r>
       <w:tab/>
       <w:tab/>
-      <w:t>2026-02-25</w:t>
+      <w:t>2026-02-26</w:t>
       <w:br/>
       <w:br/>
     </w:r>

--- a/tillsyn/A 7186-2026 tillsynsbegäran.docx
+++ b/tillsyn/A 7186-2026 tillsynsbegäran.docx
@@ -247,7 +247,7 @@
     <w:r>
       <w:tab/>
       <w:tab/>
-      <w:t>2026-02-26</w:t>
+      <w:t>2026-02-28</w:t>
       <w:br/>
       <w:br/>
     </w:r>

--- a/tillsyn/A 7186-2026 tillsynsbegäran.docx
+++ b/tillsyn/A 7186-2026 tillsynsbegäran.docx
@@ -7,7 +7,7 @@
         <w:pStyle w:val="Title"/>
       </w:pPr>
       <w:r>
-        <w:t>Tillsynsbegäran – information om höga naturvärden i avverkningsanmälan A 7186-2026 i Linköpings kommun</w:t>
+        <w:t>Tillsynsbegäran – information om höga naturvärden och fridlysta arter i avverkningsanmälan A 7186-2026 i Linköpings kommun</w:t>
       </w:r>
     </w:p>
     <w:p>
@@ -22,7 +22,7 @@
     </w:p>
     <w:p>
       <w:r>
-        <w:t>Nedan beskrivs fynd av naturvårdsarter som gjorts i det avverkningsanmälda området.</w:t>
+        <w:t>Nedan beskrivs fynd av naturvårdsarter och fridlysta arter som gjorts i det avverkningsanmälda området. I BILAGA 1 finns artfakta om fridlysta arter.</w:t>
       </w:r>
     </w:p>
     <w:p>
@@ -35,7 +35,7 @@
     </w:p>
     <w:p>
       <w:r>
-        <w:t>I avverkningsanmälan har följande 1 naturvårdsarter hittats: grönpyrola (S). Arter som är signalarter enligt Skogsstyrelsen har markerats med (S).</w:t>
+        <w:t>I avverkningsanmälan har följande 8 naturvårdsarter hittats: knärot (VU, §8), entita (NT, §4), spillkråka (NT, §4), tallticka (NT), vedskivlav (NT), grönpyrola (S), blåsippa (§9) och revlummer (§9). Av dessa är 5 rödlistade. För rödlistade arter har rödlistekategorin angivits inom parentes. Arter som är signalarter enligt Skogsstyrelsen har markerats med (S). För fridlysta arter anges även paragrafen i Artskyddsförordningen som arten är fridlyst enligt.</w:t>
       </w:r>
     </w:p>
     <w:p>
@@ -119,6 +119,624 @@
         <w:t>(Nitare &amp; Skogsstyrelsen, 2019; SLU Artdatabanken, 2025).</w:t>
       </w:r>
     </w:p>
+    <w:p>
+      <w:r>
+        <w:rPr>
+          <w:b/>
+        </w:rPr>
+        <w:t xml:space="preserve">Tallticka (NT) </w:t>
+      </w:r>
+      <w:r>
+        <w:t xml:space="preserve">uppträder först på tallar som är 100–150 år gamla men är vanligast på träd som är runt 150–200 år eller äldre. I skogslandskapet är den främst knuten till tallnaturskogar och restbiotoper med biologiskt gamla träd och signalerar vanligtvis skyddsvärda tallbestånd med höga naturvärden. Tallticka är typisk art för </w:t>
+      </w:r>
+      <w:r>
+        <w:rPr>
+          <w:i/>
+        </w:rPr>
+        <w:t xml:space="preserve">9010 Taiga </w:t>
+      </w:r>
+      <w:r>
+        <w:t xml:space="preserve">och </w:t>
+      </w:r>
+      <w:r>
+        <w:rPr>
+          <w:i/>
+        </w:rPr>
+        <w:t>9060 Åsbarrskog</w:t>
+      </w:r>
+      <w:r>
+        <w:t xml:space="preserve"> (SLU Artdatabanken, 2023; Nitare &amp; Skogsstyrelsen, 2019).</w:t>
+      </w:r>
+    </w:p>
+    <w:p>
+      <w:r>
+        <w:rPr>
+          <w:b/>
+        </w:rPr>
+        <w:t>Vedskivlav (NT)</w:t>
+      </w:r>
+      <w:r>
+        <w:t xml:space="preserve"> växer på gammal, torr, exponerad, hård kärnved av framförallt tall i naturskogsartade bestånd. Avverkning av tallskog av naturskogskaraktär med spår av återkommande bränder är ett hot. Mängden lämplig ved att växa på för vedskivlav minskar, dels på grund av naturlig nedbrytning men framförallt på grund av att de förstörs i samband med slutavverkningar, gallringar och markberedning. Tall- och blandbarrskogar av naturskogskaraktär med spår av återkommande bränder bör skyddas. Vedskivlav är typisk art för </w:t>
+      </w:r>
+      <w:r>
+        <w:rPr>
+          <w:i/>
+        </w:rPr>
+        <w:t>9010 Taiga</w:t>
+      </w:r>
+      <w:r>
+        <w:t xml:space="preserve"> (SLU Artdatabanken, 2024).</w:t>
+      </w:r>
+    </w:p>
+    <w:p>
+      <w:pPr>
+        <w:pStyle w:val="Heading1"/>
+      </w:pPr>
+      <w:r>
+        <w:t>Fridlysta arter</w:t>
+      </w:r>
+    </w:p>
+    <w:p>
+      <w:r>
+        <w:t>Följande fridlysta arter har sina livsmiljöer och växtplatser i den avverkningsanmälda skogen: knärot (VU, §8), entita (NT, §4), spillkråka (NT, §4), blåsippa (§9) och revlummer (§9).</w:t>
+      </w:r>
+    </w:p>
+    <w:p>
+      <w:r>
+        <w:t xml:space="preserve">Observera att medlemsländerna är skyldiga att agera i enlighet med EU:s fågeldirektiv där det uttryckligen står att direktivet gäller för fåglar samt för deras ägg, bon och </w:t>
+      </w:r>
+      <w:r>
+        <w:rPr>
+          <w:b/>
+        </w:rPr>
+        <w:t xml:space="preserve">livsmiljöer </w:t>
+      </w:r>
+      <w:r>
+        <w:t>(artikel 1). Vidare att de åtgärder som vidtas inte får leda till en försämring av den nuvarande situationen beträffande bevarandet av de fågelarter som avses i artikel 1 (artikel 13). Fågeldirektivet är styrande för tillsynsansvariga myndigheters ärendehantering, ställningstaganden och beslutsfattande.</w:t>
+      </w:r>
+    </w:p>
+    <w:p>
+      <w:r>
+        <w:rPr>
+          <w:b/>
+        </w:rPr>
+        <w:t>Blåsippa (§9)</w:t>
+      </w:r>
+      <w:r>
+        <w:t xml:space="preserve"> är typisk art för </w:t>
+      </w:r>
+      <w:r>
+        <w:rPr>
+          <w:i/>
+        </w:rPr>
+        <w:t>9050 Näringsrik granskog, 9020 Nordlig ädellövskog</w:t>
+      </w:r>
+      <w:r>
+        <w:t xml:space="preserve"> och </w:t>
+      </w:r>
+      <w:r>
+        <w:rPr>
+          <w:i/>
+        </w:rPr>
+        <w:t>8240 Karsthällmarker</w:t>
+      </w:r>
+      <w:r>
+        <w:t xml:space="preserve"> (SLU Artdatabanken, 2025).</w:t>
+      </w:r>
+    </w:p>
+    <w:p>
+      <w:r>
+        <w:rPr>
+          <w:b/>
+        </w:rPr>
+        <w:t>Entita (NT, §4)</w:t>
+      </w:r>
+      <w:r>
+        <w:t xml:space="preserve">, rödlistad som nära hotad och prioriterad art i Skogsvårdslagen, har häckningsrevir i anmälan. Minskningstakten innevarande 10-årsperiod beräknas till 20 (10–30) %. Entitan är ortstrogen och reviret är i genomsnitt omkring 5 hektar, ibland uppåt 20 hektar stort. Entitan är en utpräglad lövskogsfågel som föredrar flerskiktade, gärna högvuxna skogar med inslag av äldre träd och välutvecklat buskskikt. Även alkärr med videsnår hör till de miljöer som utnyttjas. Arten häckar ofta i skogar som är svagt eller inte alls påverkade av skogsbruk, ofta rör det sig om värdekärnor med höga naturvärden. Entitan missgynnas av konventionellt skogsbruk och dess ortstrohet och dåliga spridningsförmåga gör den känslig för fragmentering. Entita är typisk art för </w:t>
+      </w:r>
+      <w:r>
+        <w:rPr>
+          <w:i/>
+        </w:rPr>
+        <w:t>9080 Lövsumpskog</w:t>
+      </w:r>
+      <w:r>
+        <w:t xml:space="preserve"> (Skogsstyrelsen, 2016, SLU Artdatabanken, 2021).</w:t>
+      </w:r>
+    </w:p>
+    <w:p>
+      <w:r>
+        <w:rPr>
+          <w:b/>
+        </w:rPr>
+        <w:t>Knärot (VU, §8)</w:t>
+      </w:r>
+      <w:r>
+        <w:t xml:space="preserve"> är typisk art för </w:t>
+      </w:r>
+      <w:r>
+        <w:rPr>
+          <w:i/>
+        </w:rPr>
+        <w:t xml:space="preserve">9010 Taiga </w:t>
+      </w:r>
+      <w:r>
+        <w:t>och</w:t>
+      </w:r>
+      <w:r>
+        <w:rPr>
+          <w:i/>
+        </w:rPr>
+        <w:t xml:space="preserve"> 9050 Näringsrik granskog</w:t>
+      </w:r>
+      <w:r>
+        <w:t xml:space="preserve">, rödlistad som sårbar och fridlyst enligt 8§ artskyddsförordningen. En nyligen genomförd analys av 79 floraväktarlokaler indikerar att det behövs någonstans mellan 100 och 150 meters skyddszon för att en knärotspopulation inte ska dö ut på lång sikt (Sebestyén &amp; Sundberg, 2025). Detta ligger väl i linje med tidigare genomförda studier som visar att det krävs väl tilltagna buffertzoner för att knäroten inte ska ta skada av skogsbruksåtgärder i intilliggande skog (Johnson, 2014; Koelmeijer m.fl., 2022; Skogsstyrelsen, 2022). Arten är även känslig för gallring vilket framgår av Skogsstyrelsens egen vägledning för hänsyn till knärot (Skogsstyrelsen, 2022). För rika förekomster av knärot är reservatsbildning eller biotopskydd lämpliga åtgärder för att skydda den. På knärot kan den sällsynta rostsvampen </w:t>
+      </w:r>
+      <w:r>
+        <w:rPr>
+          <w:i/>
+        </w:rPr>
+        <w:t>Pucciniastrum goodyerae</w:t>
+      </w:r>
+      <w:r>
+        <w:t xml:space="preserve"> påträffas. </w:t>
+      </w:r>
+      <w:r>
+        <w:rPr>
+          <w:i/>
+        </w:rPr>
+        <w:t>Pucciniastrum goodyerae</w:t>
+      </w:r>
+      <w:r>
+        <w:t xml:space="preserve"> är klassad som NE (ej bedömd) i rödlistan (SLU Artdatabanken, 2024).</w:t>
+      </w:r>
+    </w:p>
+    <w:p>
+      <w:r>
+        <w:t>I det avverkningsanmälda området finns 24 fyndplatser för knärot registrerade på Artportalen. Figur 2 visar gränserna för buffertzoner på 50 m, som behöver lämnas kring fyndplatserna för att knärotslokalerna inte ska försvinna vid en avverkning. Av det avverkningsanmälda området överlappar 4.18 ha med buffertzonerna och får av detta skäl inte avverkas.</w:t>
+      </w:r>
+    </w:p>
+    <w:p>
+      <w:pPr>
+        <w:pStyle w:val="Caption"/>
+      </w:pPr>
+      <w:r>
+        <w:drawing>
+          <wp:inline xmlns:a="http://schemas.openxmlformats.org/drawingml/2006/main" xmlns:pic="http://schemas.openxmlformats.org/drawingml/2006/picture">
+            <wp:extent cx="5486400" cy="4698225"/>
+            <wp:docPr id="2" name="Picture 2"/>
+            <wp:cNvGraphicFramePr>
+              <a:graphicFrameLocks noChangeAspect="1"/>
+            </wp:cNvGraphicFramePr>
+            <a:graphic>
+              <a:graphicData uri="http://schemas.openxmlformats.org/drawingml/2006/picture">
+                <pic:pic>
+                  <pic:nvPicPr>
+                    <pic:cNvPr id="0" name="A 7186-2026 karta knärot.png"/>
+                    <pic:cNvPicPr/>
+                  </pic:nvPicPr>
+                  <pic:blipFill>
+                    <a:blip r:embed="rId17"/>
+                    <a:stretch>
+                      <a:fillRect/>
+                    </a:stretch>
+                  </pic:blipFill>
+                  <pic:spPr>
+                    <a:xfrm>
+                      <a:off x="0" y="0"/>
+                      <a:ext cx="5486400" cy="4698225"/>
+                    </a:xfrm>
+                    <a:prstGeom prst="rect"/>
+                  </pic:spPr>
+                </pic:pic>
+              </a:graphicData>
+            </a:graphic>
+          </wp:inline>
+        </w:drawing>
+      </w:r>
+    </w:p>
+    <w:p>
+      <w:pPr>
+        <w:pStyle w:val="Caption"/>
+      </w:pPr>
+      <w:r>
+        <w:t>Figur 2. Fyndplatser och buffertzoner för knärot i det avverkningsanmälda området. Endast fyndplatser vars buffertzoner överlappar med det avverkningsanmälda området har tagits med i visualiseringen. Kartans mittpunktskoordinat är N 6469765, E 552950 i SWEREF 99 TM.</w:t>
+      </w:r>
+    </w:p>
+    <w:p>
+      <w:pPr>
+        <w:pStyle w:val="Caption"/>
+      </w:pPr>
+    </w:p>
+    <w:p>
+      <w:r>
+        <w:rPr>
+          <w:b/>
+        </w:rPr>
+        <w:t>Spillkråka (NT, §4)</w:t>
+      </w:r>
+      <w:r>
+        <w:t xml:space="preserve"> är rödlistad som nära hotad och ingår i bilaga 1 i EU:s fågeldirektiv. Den minskar i population på grund av minskad tillgång på lämpliga bo- och födoträd och minskad födotillgång. Spillkråkans minskningstakt har uppgått till 19 (24–10) % under de senaste 15 åren. Minskningstakten för den svenska populationen bedöms vara nära gränsvärdet för Sårbar (VU) (A2bc). Skogsbruk med korta omloppstider och täta, homogena ungskogar utgör det största hotet. Spillkråka är typisk art för </w:t>
+      </w:r>
+      <w:r>
+        <w:rPr>
+          <w:i/>
+        </w:rPr>
+        <w:t xml:space="preserve">9010 Taiga </w:t>
+      </w:r>
+      <w:r>
+        <w:t>och</w:t>
+      </w:r>
+      <w:r>
+        <w:rPr>
+          <w:i/>
+        </w:rPr>
+        <w:t xml:space="preserve"> 9740 Skogsbevuxen myr </w:t>
+      </w:r>
+      <w:r>
+        <w:t>(SLU Artdatabanken, 2023).</w:t>
+      </w:r>
+    </w:p>
+    <w:p>
+      <w:r>
+        <w:t>I BILAGA 1 finns mer detaljerad information om ekologi samt krav på livsmiljö hos fridlysta arter.</w:t>
+      </w:r>
+    </w:p>
+    <w:p>
+      <w:r>
+        <w:br w:type="page"/>
+      </w:r>
+    </w:p>
+    <w:p>
+      <w:pPr>
+        <w:pStyle w:val="Title"/>
+      </w:pPr>
+      <w:r>
+        <w:t>BILAGA 1 – Fridlysta arter</w:t>
+      </w:r>
+    </w:p>
+    <w:p>
+      <w:pPr>
+        <w:pStyle w:val="Heading1"/>
+      </w:pPr>
+      <w:r>
+        <w:t>Entita – ekologi samt krav på livsmiljön</w:t>
+      </w:r>
+    </w:p>
+    <w:p>
+      <w:r>
+        <w:t xml:space="preserve">Entita (NT, §4) är rödlistad som nära hotad, fridlyst och prioriterad art enligt Skogsvårdslagen. Den omfattas av EU:s fågeldirektiv och är typisk art för </w:t>
+      </w:r>
+      <w:r>
+        <w:rPr>
+          <w:i/>
+        </w:rPr>
+        <w:t>9080 Lövsumpskog</w:t>
+      </w:r>
+      <w:r>
+        <w:t>. Minskningstakten har uppgått till 20 (10–30) % under de senaste 10 åren och bedöms vara nära gränsvärdet för Sårbar (VU). (A2b) (SLU Artdatabanken, 2021).</w:t>
+      </w:r>
+    </w:p>
+    <w:p>
+      <w:r>
+        <w:t>Entitan är en utpräglad lövskogsfågel som påträffas i ädellövskogar, strandskogar, ekhagar, igenväxande hagmarker, lövdungar, parker och trädgårdar. Den föredrar flerskiktade, gärna högvuxna skogar med inslag av äldre träd och med ett välutvecklat buskskikt. Ek- och hasseldominerade skogar och dungar, samt alkärr med videsnår, hör till de miljöer som ofta utnyttjas. I sydligaste Sverige är bokskog en viktig miljö (Skogsstyrelsen, 2016).</w:t>
+      </w:r>
+    </w:p>
+    <w:p>
+      <w:r>
+        <w:t>Reviren är relativt stora för en småfågel, i genomsnitt omkring 5 hektar men de kan vara upp till 20 hektar. Entitan är en utpräglad stannfågel och rör sig inte långt från kläckningsplatsen; ungfåglarna sprider sig sällan mer än 5 km från födelseplatsen och etablerade fåglar lämnar därefter inte sitt revir (Skogsstyrelsen, 2016). Det häckande paret försvarar sitt revir året runt. De tillåter dock en grupp av ungfåglar att etablera sig inom deras revir och så bildas en vinterflock, vilket sker redan i juni månad. Även under kalla vintrar stannar entitan kvar inom sitt revir. Hittar man entitor vid sitt foderbord beror det på att fågelmatningen ligger inom ett entiterevir (SLU Artdatabanken, 2021). Arten är känslig för fragmentering och har svårt att etablera sig i isolerade skogsområden. Entitan är hålhäckare, men kan inte själv hacka fram sitt hål utan är beroende av miljöer som erbjuder naturliga hål (Skogsstyrelsen, 2016).</w:t>
+      </w:r>
+    </w:p>
+    <w:p>
+      <w:r>
+        <w:t>Arten häckar ofta i skogar som är svagt eller inte alls påverkade av skogsbruk. Särskilt i Svealand ofta i skogar som har höga naturvärden och utgör skogliga värdekärnor. Entitan missgynnas av konventionellt skogsbruk genom minskad förekomst av risiga, flerskiktade skogar liksom av avverkning av lövträdsrika kantzoner. Entitans ortstrohet och dåliga spridningsförmåga gör den känslig för fragmentering (Skogsstyrelsen, 2016).</w:t>
+      </w:r>
+    </w:p>
+    <w:p>
+      <w:pPr>
+        <w:pStyle w:val="Heading2"/>
+      </w:pPr>
+      <w:r>
+        <w:t>Referenser – entita</w:t>
+      </w:r>
+    </w:p>
+    <w:p>
+      <w:r>
+        <w:t xml:space="preserve">Skogsstyrelsen, 2016. </w:t>
+      </w:r>
+      <w:r>
+        <w:rPr>
+          <w:i/>
+        </w:rPr>
+        <w:t xml:space="preserve">Vägledning för hänsyn till entita. </w:t>
+      </w:r>
+      <w:r>
+        <w:t>https://www.skogsstyrelsen.se/globalassets/lag-och-tillsyn/artskydd/vagledningar-for-hansyn-till-faglar/entita-vagledning-hansyn2.pdf</w:t>
+      </w:r>
+    </w:p>
+    <w:p>
+      <w:r>
+        <w:t xml:space="preserve">SLU Artdatabanken, 2021. </w:t>
+      </w:r>
+      <w:r>
+        <w:rPr>
+          <w:i/>
+        </w:rPr>
+        <w:t xml:space="preserve">Artfaktablad. Naturvård – artfakta. </w:t>
+      </w:r>
+      <w:r>
+        <w:t>SLU Artdatabanken, Uppsala</w:t>
+      </w:r>
+    </w:p>
+    <w:p>
+      <w:pPr>
+        <w:pStyle w:val="Heading1"/>
+      </w:pPr>
+      <w:r>
+        <w:t>Knärot – ekologi samt krav på livsmiljön</w:t>
+      </w:r>
+    </w:p>
+    <w:p>
+      <w:r>
+        <w:t xml:space="preserve">Knärot är typisk art för </w:t>
+      </w:r>
+      <w:r>
+        <w:rPr>
+          <w:i/>
+        </w:rPr>
+        <w:t xml:space="preserve">9010 Taiga </w:t>
+      </w:r>
+      <w:r>
+        <w:t>och</w:t>
+      </w:r>
+      <w:r>
+        <w:rPr>
+          <w:i/>
+        </w:rPr>
+        <w:t xml:space="preserve"> 9050 Näringsrik granskog</w:t>
+      </w:r>
+      <w:r>
+        <w:t>, fridlyst enligt 8 och 15 §§ artskyddsförordningen och klassad som sårbar (VU) enligt rödlistan 2020. Knärot är beroende av hög och jämn luftfuktighet i gamla, ostörda skogsmiljöer och är känslig för snabba förändringar av ljus-/vindförhållanden eller uttorkning. På grund av ett alltför intensivt skogsbruk har den minskat med 40 (25–50) % under de senaste 60 åren och i framtiden bedöms minskningstakten uppgå till 30 (20–40) %. Till följd av att arten har en dokumenterat högre minskningstakt i förhållande till sin generationstid än vad som tidigare varit känt (data från Riksskogstaxeringen) höjdes den till hotkategori sårbar (VU) i rödlistan 2020 (SLU Artdatabanken, 2024).</w:t>
+      </w:r>
+    </w:p>
+    <w:p>
+      <w:r>
+        <w:t>En analys av 79 floraväktarlokaler åren 1990–2015 vilka återbesökts under 2020–2024 visade på en tydlig negativ påverkan på knärotsförekomster från större hyggen i närområdet (inom 150–200 m) vilket indikerar att kanteffekter har en stor påverkan på populationerna. Resultaten bekräftar knärotens känslighet för kanteffekter och visar vikten av att skydda större skogsbestånd för att bevara arten. Om det blir höga andelar (&gt;30%) hyggen inom 200 meter från en knärotsförekomst så ökar risken för att en knärotspopulation dör ut och det verkar det behövas någonstans mellan 100 och 150 meters skyddszon för att bevara arten på lång sikt (Sebestyén &amp; Sundberg, 2025).</w:t>
+      </w:r>
+    </w:p>
+    <w:p>
+      <w:r>
+        <w:t xml:space="preserve">Samuel Johnsons doktorsavhandling </w:t>
+      </w:r>
+      <w:r>
+        <w:rPr>
+          <w:i/>
+        </w:rPr>
+        <w:t>“Retention Forestry as a Conservation Measure for Boreal Forest Ground Vegetation”</w:t>
+      </w:r>
+      <w:r>
+        <w:t xml:space="preserve"> (SLU, Uppsala 2014) visar att det krävs väl tilltagna skyddszoner för att knärotens växtplatser inte ska ta skada av skogsbruksåtgärder i intilliggande områden: </w:t>
+      </w:r>
+      <w:r>
+        <w:rPr>
+          <w:i/>
+        </w:rPr>
+        <w:t xml:space="preserve">“Study III shows that retention patches smaller than 0.5 ha do not lifeboat the sensitive forest herb G. repens, a species that depend on stable microclimatic conditions typical for intact forest stands.” </w:t>
+      </w:r>
+      <w:r>
+        <w:t xml:space="preserve">Vidare </w:t>
+      </w:r>
+      <w:r>
+        <w:rPr>
+          <w:i/>
+        </w:rPr>
+        <w:t>“More sensitive forest species are not lifeboated in retention patches ranging from 0.05 to 0.5 ha (Papers II &amp; III).”</w:t>
+      </w:r>
+    </w:p>
+    <w:p>
+      <w:r>
+        <w:t xml:space="preserve">Johnsons (2014) rekommendation på minst 50 meters breda skyddszoner runt knärotens växtplatser motsvarar en areal på 0,78 hektar, vilket ligger i linje med andra studier som gjorts på känsliga skogsarter: </w:t>
+      </w:r>
+      <w:r>
+        <w:rPr>
+          <w:i/>
+        </w:rPr>
+        <w:t>“In study III I also show that translocated specimens of G. repens survives well in mature forests at least 50 m from the nearest edge to an open area. Moreover, measures of temperature and humidity show that such distances from an open area is far enough to offer a microclimate that is more stable compared to what present in retention patches of around 0.1 ha. This means that the very centre of a circular patch with radius 50 m (equals a size of 0.78 ha) should offer conditions similar to interior forest and would perhaps be a suitable habitat for G. repens and similar species. Previous studies from both North America and Sweden have also concluded that patches between 0.5 and one ha are sufficient for preserving interior forest vegetation as well as sensitive lichens and bryophytes (de Graaf &amp; Roberts 2009; Halpern et al. 2012; Rudolphi et al. 2014).”</w:t>
+      </w:r>
+    </w:p>
+    <w:p>
+      <w:r>
+        <w:t>En nyligen publicerad vetenskaplig uppsats av Koelmeijer m.fl. (2022) inkluderar orkidén knärots skyddsbehov. I uppsatsen berörs problemet med uttorkning för växter, bl.a. för knärot, ett problem som blivit accentuerat på grund av den pågående klimatförändringen och torra somrar, t.ex. den exceptionellt torra sommaren 2018. I uppsatsen undersöks områden med tre olika avstånd från kalhyggeskant med avseende på skydd bl.a. för knärot. Det första området har avstånd upp till 20 m från hyggeskant (Strong edge effect), det andra 20–40 m från hyggeskant (Weak edge effect) och det tredje avser större avstånd från hyggeskant, där kanteffekten anses vara försumbar (Interior). Ett resultat var att man fann stor eller mycket stor uttorkningseffekt på känsliga och rödlistade skogsarter vid de kortare avstånden till hyggeskant, medan effekt av uttorkning inte konstaterades på större avstånd (Interior). För orkidén knärot fann man en rik förekomst (upp till 0,06 dm2/m2) på stort avstånd från hyggeskant (Interior), medan förekomsten var liten eller närmast försumbar i de områden som klassificerades som Weak edge effect respektive Strong edge effect. Arbetet påpekar att de allt oftare förekommande torra somrarna ger ytterligare skäl att utöka skyddsavståndet från hyggen till den fuktkrävande arten knärot (Koelmeijer m.fl., 2022).</w:t>
+      </w:r>
+    </w:p>
+    <w:p>
+      <w:r>
+        <w:t>Även Skogsstyrelsens egen vägledning för hänsyn till knärot ligger i linje med ovanstående forskningsstudier. Av vägledningen framgår det att för med hög sannolikhet kunna bevara befintliga förekomster krävs relativt stora avsättningar av uppvuxen skog med slutet och relativt tätt kronskikt. Som riktlinje kan krävas ett avstånd på 50 meter in från brynet för att vidmakthålla ett fungerande mikroklimat. Detta innebär att fristående hänsynsytor för många arter (kärlväxter, lavar och mossor) kan behöva ha en area överstigande 0,8 hektar (cirkelyta med radien 50 meter = 0,78 hektar) för att bibehålla lokalklimatet. Även ganska små förändringar i form av förändrade ljus- och fuktighetsförhållanden, till exempel till följd av gallring, kan leda till att arten försvinner till följd av konkurrens med mera ljuskrävande och snabbväxande arter (Skogsstyrelsen, 2022).</w:t>
+      </w:r>
+    </w:p>
+    <w:p>
+      <w:r>
+        <w:t>Vid tillämpning av försiktighetsprincipen enligt 2 kap. 3 § miljöbalken bör sålunda 100–150 meters skyddszon lämnas runt knärotens växtplatser.</w:t>
+      </w:r>
+    </w:p>
+    <w:p>
+      <w:pPr>
+        <w:pStyle w:val="Heading2"/>
+      </w:pPr>
+      <w:r>
+        <w:t>Referenser – knärot</w:t>
+      </w:r>
+    </w:p>
+    <w:p>
+      <w:r>
+        <w:t xml:space="preserve">de Graaf M &amp; Roberts M.R., 2009. </w:t>
+      </w:r>
+      <w:r>
+        <w:rPr>
+          <w:i/>
+        </w:rPr>
+        <w:t xml:space="preserve">Short-term response of the herbaceous layer within leave patches after harvest. </w:t>
+      </w:r>
+      <w:r>
+        <w:t>Forest Ecology and Management 257, 1014–1025</w:t>
+      </w:r>
+    </w:p>
+    <w:p>
+      <w:r>
+        <w:t xml:space="preserve">Halpern, C. B., Halaj, J., Evans, S. A., &amp; Dovciak, M., 2012. </w:t>
+      </w:r>
+      <w:r>
+        <w:rPr>
+          <w:i/>
+        </w:rPr>
+        <w:t xml:space="preserve">Level and pattern of overstory retention interact to shape long-term responses of understories to timber harvest. </w:t>
+      </w:r>
+      <w:r>
+        <w:t>Ecological Applications, 22, 2049–2064</w:t>
+      </w:r>
+    </w:p>
+    <w:p>
+      <w:r>
+        <w:t xml:space="preserve">Johnson, S., 2014. </w:t>
+      </w:r>
+      <w:r>
+        <w:rPr>
+          <w:i/>
+        </w:rPr>
+        <w:t>Retention Forestry as a Conservation Measure for Boreal Forest Ground Vegetation</w:t>
+      </w:r>
+      <w:r>
+        <w:t>. Doktorsavhandling, SLU, Uppsala</w:t>
+      </w:r>
+    </w:p>
+    <w:p>
+      <w:r>
+        <w:t xml:space="preserve">Koelmeijer, I. A., Ehrlén, J., Jönsson, M., De Frenne, P., Berg, P., Andersson, J., Weibull, H. &amp; Hylander, N. 2022. </w:t>
+      </w:r>
+      <w:r>
+        <w:rPr>
+          <w:i/>
+        </w:rPr>
+        <w:t xml:space="preserve">Interactive effects of drought and edge exposure on old-growth forest understory species. </w:t>
+      </w:r>
+      <w:r>
+        <w:t>Landscape Ecology, 37, sid 1839–1853</w:t>
+      </w:r>
+    </w:p>
+    <w:p>
+      <w:r>
+        <w:t xml:space="preserve">Rudolphi, J., Jönsson, M. T., &amp; Gustafsson, L., 2014. </w:t>
+      </w:r>
+      <w:r>
+        <w:rPr>
+          <w:i/>
+        </w:rPr>
+        <w:t xml:space="preserve">Biological legacies buffer local species extinction after logging. </w:t>
+      </w:r>
+      <w:r>
+        <w:t>Journal of Applied Ecology. 51, 53–62.</w:t>
+      </w:r>
+    </w:p>
+    <w:p>
+      <w:r>
+        <w:t xml:space="preserve">Sebestyén, L. och Sundberg, S. 2025.  </w:t>
+      </w:r>
+      <w:r>
+        <w:rPr>
+          <w:i/>
+        </w:rPr>
+        <w:t>Påverkan på knärotslokaler från hyggen i närheten.</w:t>
+      </w:r>
+      <w:r>
+        <w:t xml:space="preserve"> DAPHNE 36:1 2025. Botaniska Sällskapet i Stockholm</w:t>
+      </w:r>
+    </w:p>
+    <w:p>
+      <w:r>
+        <w:t xml:space="preserve">Skogsstyrelsen, 2022. </w:t>
+      </w:r>
+      <w:r>
+        <w:rPr>
+          <w:i/>
+        </w:rPr>
+        <w:t xml:space="preserve">Vägledning för hänsyn till knärot. </w:t>
+      </w:r>
+      <w:r>
+        <w:t>https://www.skogsstyrelsen.se/lag-och-tillsyn/artskydd/vagledningar-och-kunskapsstod-artskydd/vagledning-for-hansyn-till-knarot/</w:t>
+      </w:r>
+    </w:p>
+    <w:p>
+      <w:r>
+        <w:t xml:space="preserve">SLU Artdatabanken, 2024. </w:t>
+      </w:r>
+      <w:r>
+        <w:rPr>
+          <w:i/>
+        </w:rPr>
+        <w:t xml:space="preserve">Artfaktablad. Naturvård – artfakta. </w:t>
+      </w:r>
+      <w:r>
+        <w:t>SLU Artdatabanken, Uppsala</w:t>
+      </w:r>
+    </w:p>
+    <w:p>
+      <w:pPr>
+        <w:pStyle w:val="Heading1"/>
+      </w:pPr>
+      <w:r>
+        <w:t>Spillkråka – ekologi samt krav på livsmiljön</w:t>
+      </w:r>
+    </w:p>
+    <w:p>
+      <w:r>
+        <w:t xml:space="preserve">Spillkråka (NT) är rödlistad som nära hotad, fridlyst enligt §4 Artskyddsförordningen, typisk art för </w:t>
+      </w:r>
+      <w:r>
+        <w:rPr>
+          <w:i/>
+        </w:rPr>
+        <w:t xml:space="preserve">9010 Taiga </w:t>
+      </w:r>
+      <w:r>
+        <w:t>och</w:t>
+      </w:r>
+      <w:r>
+        <w:rPr>
+          <w:i/>
+        </w:rPr>
+        <w:t xml:space="preserve"> 9740 Skogsbevuxen myr</w:t>
+      </w:r>
+      <w:r>
+        <w:t xml:space="preserve"> och ingår i bilaga 1 i EU:s fågeldirektiv. Spillkråka lever i både barr- och blandskog liksom i ren lövskog. De tätaste populationerna tenderar att finnas i äldre, variationsrik blandskog med gott om död ved och gamla träd.</w:t>
+      </w:r>
+    </w:p>
+    <w:p>
+      <w:r>
+        <w:t>Varje par utnyttjar 400–1000 hektar skog beroende på skogens kvalitet. En minskning av populationen pågår på grund av minskad tillgång på lämpliga bo- och födoträd och minskad födotillgång. Spillkråkans minskningstakt har uppgått till 19 (24–10) % under de senaste 15 åren. Minskningstakten för den svenska populationen bedöms vara nära gränsvärdet för Sårbar (VU) (A2bc). Skogsbruk med korta omloppstider och täta, homogena ungskogar utgör det största hotet (SLU Artdatabanken 2023).</w:t>
+      </w:r>
+    </w:p>
+    <w:p>
+      <w:pPr>
+        <w:pStyle w:val="Heading2"/>
+      </w:pPr>
+      <w:r>
+        <w:t>Referenser – spillkråka</w:t>
+      </w:r>
+    </w:p>
+    <w:p>
+      <w:r>
+        <w:t xml:space="preserve">SLU Artdatabanken, 2021. </w:t>
+      </w:r>
+      <w:r>
+        <w:rPr>
+          <w:i/>
+        </w:rPr>
+        <w:t xml:space="preserve">Artfaktablad. Naturvård – artfakta. </w:t>
+      </w:r>
+      <w:r>
+        <w:t>SLU Artdatabanken, Uppsala</w:t>
+      </w:r>
+    </w:p>
     <w:sectPr>
       <w:headerReference w:type="even" r:id="rId8"/>
       <w:headerReference w:type="default" r:id="rId9"/>
@@ -247,7 +865,7 @@
     <w:r>
       <w:tab/>
       <w:tab/>
-      <w:t>2026-02-28</w:t>
+      <w:t>2026-03-01</w:t>
       <w:br/>
       <w:br/>
     </w:r>

--- a/tillsyn/A 7186-2026 tillsynsbegäran.docx
+++ b/tillsyn/A 7186-2026 tillsynsbegäran.docx
@@ -865,7 +865,7 @@
     <w:r>
       <w:tab/>
       <w:tab/>
-      <w:t>2026-03-01</w:t>
+      <w:t>2026-03-02</w:t>
       <w:br/>
       <w:br/>
     </w:r>

--- a/tillsyn/A 7186-2026 tillsynsbegäran.docx
+++ b/tillsyn/A 7186-2026 tillsynsbegäran.docx
@@ -865,7 +865,7 @@
     <w:r>
       <w:tab/>
       <w:tab/>
-      <w:t>2026-03-02</w:t>
+      <w:t>2026-03-03</w:t>
       <w:br/>
       <w:br/>
     </w:r>

--- a/tillsyn/A 7186-2026 tillsynsbegäran.docx
+++ b/tillsyn/A 7186-2026 tillsynsbegäran.docx
@@ -865,7 +865,7 @@
     <w:r>
       <w:tab/>
       <w:tab/>
-      <w:t>2026-03-03</w:t>
+      <w:t>2026-03-04</w:t>
       <w:br/>
       <w:br/>
     </w:r>

--- a/tillsyn/A 7186-2026 tillsynsbegäran.docx
+++ b/tillsyn/A 7186-2026 tillsynsbegäran.docx
@@ -865,7 +865,7 @@
     <w:r>
       <w:tab/>
       <w:tab/>
-      <w:t>2026-03-04</w:t>
+      <w:t>2026-03-05</w:t>
       <w:br/>
       <w:br/>
     </w:r>

--- a/tillsyn/A 7186-2026 tillsynsbegäran.docx
+++ b/tillsyn/A 7186-2026 tillsynsbegäran.docx
@@ -865,7 +865,7 @@
     <w:r>
       <w:tab/>
       <w:tab/>
-      <w:t>2026-03-05</w:t>
+      <w:t>2026-03-06</w:t>
       <w:br/>
       <w:br/>
     </w:r>

--- a/tillsyn/A 7186-2026 tillsynsbegäran.docx
+++ b/tillsyn/A 7186-2026 tillsynsbegäran.docx
@@ -865,7 +865,7 @@
     <w:r>
       <w:tab/>
       <w:tab/>
-      <w:t>2026-03-06</w:t>
+      <w:t>2026-03-07</w:t>
       <w:br/>
       <w:br/>
     </w:r>

--- a/tillsyn/A 7186-2026 tillsynsbegäran.docx
+++ b/tillsyn/A 7186-2026 tillsynsbegäran.docx
@@ -865,7 +865,7 @@
     <w:r>
       <w:tab/>
       <w:tab/>
-      <w:t>2026-03-07</w:t>
+      <w:t>2026-03-08</w:t>
       <w:br/>
       <w:br/>
     </w:r>

--- a/tillsyn/A 7186-2026 tillsynsbegäran.docx
+++ b/tillsyn/A 7186-2026 tillsynsbegäran.docx
@@ -865,7 +865,7 @@
     <w:r>
       <w:tab/>
       <w:tab/>
-      <w:t>2026-03-08</w:t>
+      <w:t>2026-03-09</w:t>
       <w:br/>
       <w:br/>
     </w:r>

--- a/tillsyn/A 7186-2026 tillsynsbegäran.docx
+++ b/tillsyn/A 7186-2026 tillsynsbegäran.docx
@@ -865,7 +865,7 @@
     <w:r>
       <w:tab/>
       <w:tab/>
-      <w:t>2026-03-09</w:t>
+      <w:t>2026-03-10</w:t>
       <w:br/>
       <w:br/>
     </w:r>

--- a/tillsyn/A 7186-2026 tillsynsbegäran.docx
+++ b/tillsyn/A 7186-2026 tillsynsbegäran.docx
@@ -232,7 +232,7 @@
         <w:t>Entita (NT, §4)</w:t>
       </w:r>
       <w:r>
-        <w:t xml:space="preserve">, rödlistad som nära hotad och prioriterad art i Skogsvårdslagen, har häckningsrevir i anmälan. Minskningstakten innevarande 10-årsperiod beräknas till 20 (10–30) %. Entitan är ortstrogen och reviret är i genomsnitt omkring 5 hektar, ibland uppåt 20 hektar stort. Entitan är en utpräglad lövskogsfågel som föredrar flerskiktade, gärna högvuxna skogar med inslag av äldre träd och välutvecklat buskskikt. Även alkärr med videsnår hör till de miljöer som utnyttjas. Arten häckar ofta i skogar som är svagt eller inte alls påverkade av skogsbruk, ofta rör det sig om värdekärnor med höga naturvärden. Entitan missgynnas av konventionellt skogsbruk och dess ortstrohet och dåliga spridningsförmåga gör den känslig för fragmentering. Entita är typisk art för </w:t>
+        <w:t xml:space="preserve">, rödlistad som nära hotad och prioriterad art i Skogsvårdslagen, har häckningsrevir i anmälan. Minskningstakten innevarande 10-årsperiod beräknas till 20 (10–30) % och bedöms vara nära gränsvärdet för Sårbar (VU). Entitan är ortstrogen och reviret är i genomsnitt omkring 5 hektar, ibland uppåt 20 hektar stort. Entitan är en utpräglad lövskogsfågel som föredrar flerskiktade, gärna högvuxna skogar med inslag av äldre träd och välutvecklat buskskikt. Även alkärr med videsnår hör till de miljöer som utnyttjas. Arten häckar ofta i skogar som är svagt eller inte alls påverkade av skogsbruk, ofta rör det sig om värdekärnor med höga naturvärden. Entitan missgynnas av konventionellt skogsbruk och dess ortstrohet och dåliga spridningsförmåga gör den känslig för fragmentering. Entita är typisk art för </w:t>
       </w:r>
       <w:r>
         <w:rPr>
@@ -356,7 +356,7 @@
         <w:t>Spillkråka (NT, §4)</w:t>
       </w:r>
       <w:r>
-        <w:t xml:space="preserve"> är rödlistad som nära hotad och ingår i bilaga 1 i EU:s fågeldirektiv. Den minskar i population på grund av minskad tillgång på lämpliga bo- och födoträd och minskad födotillgång. Spillkråkans minskningstakt har uppgått till 19 (24–10) % under de senaste 15 åren. Minskningstakten för den svenska populationen bedöms vara nära gränsvärdet för Sårbar (VU) (A2bc). Skogsbruk med korta omloppstider och täta, homogena ungskogar utgör det största hotet. Spillkråka är typisk art för </w:t>
+        <w:t xml:space="preserve"> är rödlistad som nära hotad och ingår i bilaga 1 i EU:s fågeldirektiv. Den minskar i population på grund av minskad tillgång på lämpliga bo- och födoträd och minskad födotillgång. Spillkråkans minskningstakt har uppgått till 19 (24–10) % under de senaste 15 åren och bedöms vara nära gränsvärdet för Sårbar (VU) (A2bc). Spillkråka är en nyckelart i skogliga miljöer vars övergivna bohål utnyttjas av flera andra hålhäckande fågelarter och fladdermöss. Den behöver grova träd, främst tall, asp och bok som boträd. Skogsbruk med korta omloppstider och täta, homogena ungskogar utgör det största hotet. Spillkråka är typisk art för </w:t>
       </w:r>
       <w:r>
         <w:rPr>
@@ -374,7 +374,7 @@
         <w:t xml:space="preserve"> 9740 Skogsbevuxen myr </w:t>
       </w:r>
       <w:r>
-        <w:t>(SLU Artdatabanken, 2023).</w:t>
+        <w:t>(SLU Artdatabanken, 2025; Skogsstyrelsen 2016).</w:t>
       </w:r>
     </w:p>
     <w:p>
@@ -707,7 +707,7 @@
         <w:t xml:space="preserve"> 9740 Skogsbevuxen myr</w:t>
       </w:r>
       <w:r>
-        <w:t xml:space="preserve"> och ingår i bilaga 1 i EU:s fågeldirektiv. Spillkråka lever i både barr- och blandskog liksom i ren lövskog. De tätaste populationerna tenderar att finnas i äldre, variationsrik blandskog med gott om död ved och gamla träd.</w:t>
+        <w:t xml:space="preserve"> och ingår i bilaga 1 i EU:s fågeldirektiv. Spillkråka lever i både barr- och blandskog liksom i ren lövskog. De tätaste populationerna tenderar att finnas i äldre, variationsrik blandskog med gott om död ved och gamla träd. Spillkråka är en nyckelart i skogliga miljöer vars övergivna bohål utnyttjas av flera andra hålhäckande fågelarter och fladdermöss (SLU Artdatabanken, 2023; Skogsstyrelsen 2016).</w:t>
       </w:r>
     </w:p>
     <w:p>
@@ -725,7 +725,21 @@
     </w:p>
     <w:p>
       <w:r>
-        <w:t xml:space="preserve">SLU Artdatabanken, 2021. </w:t>
+        <w:t xml:space="preserve">Skogsstyrelsen, 2016. </w:t>
+      </w:r>
+      <w:r>
+        <w:rPr>
+          <w:i/>
+        </w:rPr>
+        <w:t xml:space="preserve">Vägledning för hänsyn till spillkråka. </w:t>
+      </w:r>
+      <w:r>
+        <w:t>Vägledningar och kunskapsstöd artskydd – Skogsstyrelsen.</w:t>
+      </w:r>
+    </w:p>
+    <w:p>
+      <w:r>
+        <w:t xml:space="preserve">SLU Artdatabanken, 2023. </w:t>
       </w:r>
       <w:r>
         <w:rPr>
@@ -865,7 +879,7 @@
     <w:r>
       <w:tab/>
       <w:tab/>
-      <w:t>2026-03-10</w:t>
+      <w:t>2026-03-11</w:t>
       <w:br/>
       <w:br/>
     </w:r>

--- a/tillsyn/A 7186-2026 tillsynsbegäran.docx
+++ b/tillsyn/A 7186-2026 tillsynsbegäran.docx
@@ -879,7 +879,7 @@
     <w:r>
       <w:tab/>
       <w:tab/>
-      <w:t>2026-03-11</w:t>
+      <w:t>2026-03-12</w:t>
       <w:br/>
       <w:br/>
     </w:r>

--- a/tillsyn/A 7186-2026 tillsynsbegäran.docx
+++ b/tillsyn/A 7186-2026 tillsynsbegäran.docx
@@ -879,7 +879,7 @@
     <w:r>
       <w:tab/>
       <w:tab/>
-      <w:t>2026-03-12</w:t>
+      <w:t>2026-03-13</w:t>
       <w:br/>
       <w:br/>
     </w:r>

--- a/tillsyn/A 7186-2026 tillsynsbegäran.docx
+++ b/tillsyn/A 7186-2026 tillsynsbegäran.docx
@@ -879,7 +879,7 @@
     <w:r>
       <w:tab/>
       <w:tab/>
-      <w:t>2026-03-13</w:t>
+      <w:t>2026-03-16</w:t>
       <w:br/>
       <w:br/>
     </w:r>

--- a/tillsyn/A 7186-2026 tillsynsbegäran.docx
+++ b/tillsyn/A 7186-2026 tillsynsbegäran.docx
@@ -879,7 +879,7 @@
     <w:r>
       <w:tab/>
       <w:tab/>
-      <w:t>2026-03-16</w:t>
+      <w:t>2026-03-17</w:t>
       <w:br/>
       <w:br/>
     </w:r>

--- a/tillsyn/A 7186-2026 tillsynsbegäran.docx
+++ b/tillsyn/A 7186-2026 tillsynsbegäran.docx
@@ -879,7 +879,7 @@
     <w:r>
       <w:tab/>
       <w:tab/>
-      <w:t>2026-03-17</w:t>
+      <w:t>2026-03-18</w:t>
       <w:br/>
       <w:br/>
     </w:r>

--- a/tillsyn/A 7186-2026 tillsynsbegäran.docx
+++ b/tillsyn/A 7186-2026 tillsynsbegäran.docx
@@ -879,7 +879,7 @@
     <w:r>
       <w:tab/>
       <w:tab/>
-      <w:t>2026-03-18</w:t>
+      <w:t>2026-03-19</w:t>
       <w:br/>
       <w:br/>
     </w:r>

--- a/tillsyn/A 7186-2026 tillsynsbegäran.docx
+++ b/tillsyn/A 7186-2026 tillsynsbegäran.docx
@@ -879,7 +879,7 @@
     <w:r>
       <w:tab/>
       <w:tab/>
-      <w:t>2026-03-19</w:t>
+      <w:t>2026-03-20</w:t>
       <w:br/>
       <w:br/>
     </w:r>

--- a/tillsyn/A 7186-2026 tillsynsbegäran.docx
+++ b/tillsyn/A 7186-2026 tillsynsbegäran.docx
@@ -879,7 +879,7 @@
     <w:r>
       <w:tab/>
       <w:tab/>
-      <w:t>2026-03-20</w:t>
+      <w:t>2026-03-21</w:t>
       <w:br/>
       <w:br/>
     </w:r>

--- a/tillsyn/A 7186-2026 tillsynsbegäran.docx
+++ b/tillsyn/A 7186-2026 tillsynsbegäran.docx
@@ -879,7 +879,7 @@
     <w:r>
       <w:tab/>
       <w:tab/>
-      <w:t>2026-03-21</w:t>
+      <w:t>2026-03-22</w:t>
       <w:br/>
       <w:br/>
     </w:r>

--- a/tillsyn/A 7186-2026 tillsynsbegäran.docx
+++ b/tillsyn/A 7186-2026 tillsynsbegäran.docx
@@ -879,7 +879,7 @@
     <w:r>
       <w:tab/>
       <w:tab/>
-      <w:t>2026-03-22</w:t>
+      <w:t>2026-03-23</w:t>
       <w:br/>
       <w:br/>
     </w:r>

--- a/tillsyn/A 7186-2026 tillsynsbegäran.docx
+++ b/tillsyn/A 7186-2026 tillsynsbegäran.docx
@@ -879,7 +879,7 @@
     <w:r>
       <w:tab/>
       <w:tab/>
-      <w:t>2026-03-23</w:t>
+      <w:t>2026-03-24</w:t>
       <w:br/>
       <w:br/>
     </w:r>

--- a/tillsyn/A 7186-2026 tillsynsbegäran.docx
+++ b/tillsyn/A 7186-2026 tillsynsbegäran.docx
@@ -879,7 +879,7 @@
     <w:r>
       <w:tab/>
       <w:tab/>
-      <w:t>2026-03-24</w:t>
+      <w:t>2026-03-25</w:t>
       <w:br/>
       <w:br/>
     </w:r>

--- a/tillsyn/A 7186-2026 tillsynsbegäran.docx
+++ b/tillsyn/A 7186-2026 tillsynsbegäran.docx
@@ -879,7 +879,7 @@
     <w:r>
       <w:tab/>
       <w:tab/>
-      <w:t>2026-03-25</w:t>
+      <w:t>2026-03-26</w:t>
       <w:br/>
       <w:br/>
     </w:r>

--- a/tillsyn/A 7186-2026 tillsynsbegäran.docx
+++ b/tillsyn/A 7186-2026 tillsynsbegäran.docx
@@ -879,7 +879,7 @@
     <w:r>
       <w:tab/>
       <w:tab/>
-      <w:t>2026-03-26</w:t>
+      <w:t>2026-03-27</w:t>
       <w:br/>
       <w:br/>
     </w:r>

--- a/tillsyn/A 7186-2026 tillsynsbegäran.docx
+++ b/tillsyn/A 7186-2026 tillsynsbegäran.docx
@@ -879,7 +879,7 @@
     <w:r>
       <w:tab/>
       <w:tab/>
-      <w:t>2026-03-27</w:t>
+      <w:t>2026-03-28</w:t>
       <w:br/>
       <w:br/>
     </w:r>

--- a/tillsyn/A 7186-2026 tillsynsbegäran.docx
+++ b/tillsyn/A 7186-2026 tillsynsbegäran.docx
@@ -879,7 +879,7 @@
     <w:r>
       <w:tab/>
       <w:tab/>
-      <w:t>2026-03-28</w:t>
+      <w:t>2026-03-29</w:t>
       <w:br/>
       <w:br/>
     </w:r>

--- a/tillsyn/A 7186-2026 tillsynsbegäran.docx
+++ b/tillsyn/A 7186-2026 tillsynsbegäran.docx
@@ -879,7 +879,7 @@
     <w:r>
       <w:tab/>
       <w:tab/>
-      <w:t>2026-03-29</w:t>
+      <w:t>2026-03-30</w:t>
       <w:br/>
       <w:br/>
     </w:r>

--- a/tillsyn/A 7186-2026 tillsynsbegäran.docx
+++ b/tillsyn/A 7186-2026 tillsynsbegäran.docx
@@ -879,7 +879,7 @@
     <w:r>
       <w:tab/>
       <w:tab/>
-      <w:t>2026-03-30</w:t>
+      <w:t>2026-03-31</w:t>
       <w:br/>
       <w:br/>
     </w:r>

--- a/tillsyn/A 7186-2026 tillsynsbegäran.docx
+++ b/tillsyn/A 7186-2026 tillsynsbegäran.docx
@@ -879,7 +879,7 @@
     <w:r>
       <w:tab/>
       <w:tab/>
-      <w:t>2026-03-31</w:t>
+      <w:t>2026-04-01</w:t>
       <w:br/>
       <w:br/>
     </w:r>

--- a/tillsyn/A 7186-2026 tillsynsbegäran.docx
+++ b/tillsyn/A 7186-2026 tillsynsbegäran.docx
@@ -879,7 +879,7 @@
     <w:r>
       <w:tab/>
       <w:tab/>
-      <w:t>2026-04-01</w:t>
+      <w:t>2026-04-02</w:t>
       <w:br/>
       <w:br/>
     </w:r>

--- a/tillsyn/A 7186-2026 tillsynsbegäran.docx
+++ b/tillsyn/A 7186-2026 tillsynsbegäran.docx
@@ -879,7 +879,7 @@
     <w:r>
       <w:tab/>
       <w:tab/>
-      <w:t>2026-04-02</w:t>
+      <w:t>2026-04-03</w:t>
       <w:br/>
       <w:br/>
     </w:r>

--- a/tillsyn/A 7186-2026 tillsynsbegäran.docx
+++ b/tillsyn/A 7186-2026 tillsynsbegäran.docx
@@ -879,7 +879,7 @@
     <w:r>
       <w:tab/>
       <w:tab/>
-      <w:t>2026-04-03</w:t>
+      <w:t>2026-04-04</w:t>
       <w:br/>
       <w:br/>
     </w:r>

--- a/tillsyn/A 7186-2026 tillsynsbegäran.docx
+++ b/tillsyn/A 7186-2026 tillsynsbegäran.docx
@@ -879,7 +879,7 @@
     <w:r>
       <w:tab/>
       <w:tab/>
-      <w:t>2026-04-04</w:t>
+      <w:t>2026-04-05</w:t>
       <w:br/>
       <w:br/>
     </w:r>

--- a/tillsyn/A 7186-2026 tillsynsbegäran.docx
+++ b/tillsyn/A 7186-2026 tillsynsbegäran.docx
@@ -879,7 +879,7 @@
     <w:r>
       <w:tab/>
       <w:tab/>
-      <w:t>2026-04-05</w:t>
+      <w:t>2026-04-06</w:t>
       <w:br/>
       <w:br/>
     </w:r>

--- a/tillsyn/A 7186-2026 tillsynsbegäran.docx
+++ b/tillsyn/A 7186-2026 tillsynsbegäran.docx
@@ -353,10 +353,10 @@
         <w:rPr>
           <w:b/>
         </w:rPr>
-        <w:t>Spillkråka (NT, §4)</w:t>
-      </w:r>
-      <w:r>
-        <w:t xml:space="preserve"> är rödlistad som nära hotad och ingår i bilaga 1 i EU:s fågeldirektiv. Den minskar i population på grund av minskad tillgång på lämpliga bo- och födoträd och minskad födotillgång. Spillkråkans minskningstakt har uppgått till 19 (24–10) % under de senaste 15 åren och bedöms vara nära gränsvärdet för Sårbar (VU) (A2bc). Spillkråka är en nyckelart i skogliga miljöer vars övergivna bohål utnyttjas av flera andra hålhäckande fågelarter och fladdermöss. Den behöver grova träd, främst tall, asp och bok som boträd. Skogsbruk med korta omloppstider och täta, homogena ungskogar utgör det största hotet. Spillkråka är typisk art för </w:t>
+        <w:t>Spillkråka (§4)</w:t>
+      </w:r>
+      <w:r>
+        <w:t xml:space="preserve"> omfattas av bilaga 1 i EU:s fågeldirektiv och är typisk art för </w:t>
       </w:r>
       <w:r>
         <w:rPr>
@@ -371,10 +371,10 @@
         <w:rPr>
           <w:i/>
         </w:rPr>
-        <w:t xml:space="preserve"> 9740 Skogsbevuxen myr </w:t>
-      </w:r>
-      <w:r>
-        <w:t>(SLU Artdatabanken, 2025; Skogsstyrelsen 2016).</w:t>
+        <w:t xml:space="preserve"> 9740 Skogsbevuxen myr</w:t>
+      </w:r>
+      <w:r>
+        <w:t>. Den behöver grova träd, främst tall, asp och bok som boträd. Skogsbruk med korta omloppstider och täta, homogena ungskogar utgör det största hotet. Spillkråka är en nyckelart i skogliga miljöer vars övergivna bohål utnyttjas av flera andra hålhäckande fågelarter och fladdermöss, däribland pärluggla (EN, §4), knipa (§4), salskrake (§4) och skogsduva (§4). Hökuggla (VU, §4) och slaguggla (§4) häckar ofta i högstubbar som brutits av i höjd med ett gammalt spillkråkebo (SLU Artdatabanken, 2026; Skogsstyrelsen, 2016).</w:t>
       </w:r>
     </w:p>
     <w:p>
@@ -689,7 +689,7 @@
     </w:p>
     <w:p>
       <w:r>
-        <w:t xml:space="preserve">Spillkråka (NT) är rödlistad som nära hotad, fridlyst enligt §4 Artskyddsförordningen, typisk art för </w:t>
+        <w:t xml:space="preserve">Spillkråka (§4) ingår i bilaga 1 EU:s fågeldirektiv och är typisk art för </w:t>
       </w:r>
       <w:r>
         <w:rPr>
@@ -707,12 +707,12 @@
         <w:t xml:space="preserve"> 9740 Skogsbevuxen myr</w:t>
       </w:r>
       <w:r>
-        <w:t xml:space="preserve"> och ingår i bilaga 1 i EU:s fågeldirektiv. Spillkråka lever i både barr- och blandskog liksom i ren lövskog. De tätaste populationerna tenderar att finnas i äldre, variationsrik blandskog med gott om död ved och gamla träd. Spillkråka är en nyckelart i skogliga miljöer vars övergivna bohål utnyttjas av flera andra hålhäckande fågelarter och fladdermöss (SLU Artdatabanken, 2023; Skogsstyrelsen 2016).</w:t>
+        <w:t>. Den lever i både barr- och blandskog liksom i ren lövskog. De tätaste populationerna tenderar att finnas i äldre, variationsrik blandskog med gott om död ved och gamla träd. Varje par utnyttjar 400–1000 hektar skog beroende på skogens kvalitet. Skogsbruk med korta omloppstider och täta, homogena ungskogar utgör det största hotet (SLU Artdatabanken, 2026).</w:t>
       </w:r>
     </w:p>
     <w:p>
       <w:r>
-        <w:t>Varje par utnyttjar 400–1000 hektar skog beroende på skogens kvalitet. En minskning av populationen pågår på grund av minskad tillgång på lämpliga bo- och födoträd och minskad födotillgång. Spillkråkans minskningstakt har uppgått till 19 (24–10) % under de senaste 15 åren. Minskningstakten för den svenska populationen bedöms vara nära gränsvärdet för Sårbar (VU) (A2bc). Skogsbruk med korta omloppstider och täta, homogena ungskogar utgör det största hotet (SLU Artdatabanken 2023).</w:t>
+        <w:t>Spillkråka är en nyckelart i skogliga miljöer vars övergivna bohål utnyttjas av flera andra hålhäckande fågelarter och fladdermöss, däribland pärluggla (EN, §4), knipa (§4), salskrake (§4) och skogsduva (§4). Hökuggla (VU, §4) och slaguggla (§4) häckar ofta i högstubbar som brutits av i höjd med ett gammalt spillkråkebo (Skogsstyrelsen, 2016).</w:t>
       </w:r>
     </w:p>
     <w:p>
@@ -739,7 +739,7 @@
     </w:p>
     <w:p>
       <w:r>
-        <w:t xml:space="preserve">SLU Artdatabanken, 2023. </w:t>
+        <w:t xml:space="preserve">SLU Artdatabanken, 2026. </w:t>
       </w:r>
       <w:r>
         <w:rPr>
@@ -748,7 +748,7 @@
         <w:t xml:space="preserve">Artfaktablad. Naturvård – artfakta. </w:t>
       </w:r>
       <w:r>
-        <w:t>SLU Artdatabanken, Uppsala</w:t>
+        <w:t>SLU Artdatabanken, Uppsala.</w:t>
       </w:r>
     </w:p>
     <w:sectPr>
@@ -879,7 +879,7 @@
     <w:r>
       <w:tab/>
       <w:tab/>
-      <w:t>2026-04-06</w:t>
+      <w:t>2026-04-07</w:t>
       <w:br/>
       <w:br/>
     </w:r>

--- a/tillsyn/A 7186-2026 tillsynsbegäran.docx
+++ b/tillsyn/A 7186-2026 tillsynsbegäran.docx
@@ -879,7 +879,7 @@
     <w:r>
       <w:tab/>
       <w:tab/>
-      <w:t>2026-04-07</w:t>
+      <w:t>2026-04-08</w:t>
       <w:br/>
       <w:br/>
     </w:r>

--- a/tillsyn/A 7186-2026 tillsynsbegäran.docx
+++ b/tillsyn/A 7186-2026 tillsynsbegäran.docx
@@ -879,7 +879,7 @@
     <w:r>
       <w:tab/>
       <w:tab/>
-      <w:t>2026-04-08</w:t>
+      <w:t>2026-04-09</w:t>
       <w:br/>
       <w:br/>
     </w:r>

--- a/tillsyn/A 7186-2026 tillsynsbegäran.docx
+++ b/tillsyn/A 7186-2026 tillsynsbegäran.docx
@@ -879,7 +879,7 @@
     <w:r>
       <w:tab/>
       <w:tab/>
-      <w:t>2026-04-09</w:t>
+      <w:t>2026-04-10</w:t>
       <w:br/>
       <w:br/>
     </w:r>

--- a/tillsyn/A 7186-2026 tillsynsbegäran.docx
+++ b/tillsyn/A 7186-2026 tillsynsbegäran.docx
@@ -879,7 +879,7 @@
     <w:r>
       <w:tab/>
       <w:tab/>
-      <w:t>2026-04-10</w:t>
+      <w:t>2026-04-11</w:t>
       <w:br/>
       <w:br/>
     </w:r>
